--- a/pr-preview/pr-267/linear-algebra-subspaces.docx
+++ b/pr-preview/pr-267/linear-algebra-subspaces.docx
@@ -15,7 +15,7 @@
         <w:pStyle w:val="Date"/>
       </w:pPr>
       <w:r>
-        <w:t xml:space="preserve">Last modified: 2026-10-13 13:40:39 (PDT)</w:t>
+        <w:t xml:space="preserve">Last modified: 2026-10-13 16:09:45 (PDT)</w:t>
       </w:r>
     </w:p>
     <w:bookmarkStart w:id="15" w:name="rank"/>
@@ -9371,7 +9371,7 @@
           <w:rPr>
             <w:rStyle w:val="Hyperlink"/>
           </w:rPr>
-          <w:t xml:space="preserve">Remark 3 in Matrices</w:t>
+          <w:t xml:space="preserve">Remark 4 in Matrices</w:t>
         </w:r>
       </w:hyperlink>
       <w:r>
